--- a/Apps-local/Kotonoha-beta6/Kotonoha-beta6-マニュアル_Rev6.10.docx
+++ b/Apps-local/Kotonoha-beta6/Kotonoha-beta6-マニュアル_Rev6.10.docx
@@ -6210,6 +6210,109 @@
           </w:p>
         </w:tc>
       </w:tr>
+      <w:tr>
+        <w:tc>
+          <w:tcPr/>
+          <w:p>
+            <w:pPr>
+              <w:pStyle w:val="Compact"/>
+            </w:pPr>
+            <w:r>
+              <w:rPr>
+                <w:lang w:val="ja-JP"/>
+              </w:rPr>
+              <w:t xml:space="preserve">2026-10-28</w:t>
+            </w:r>
+          </w:p>
+        </w:tc>
+        <w:tc>
+          <w:tcPr/>
+          <w:p>
+            <w:pPr>
+              <w:pStyle w:val="Compact"/>
+            </w:pPr>
+            <w:r>
+              <w:rPr>
+                <w:rFonts w:hint="eastAsia"/>
+                <w:lang w:val="ja-JP"/>
+              </w:rPr>
+              <w:t xml:space="preserve">各ページ下部の</w:t>
+            </w:r>
+            <w:r>
+              <w:rPr>
+                <w:rFonts w:hint="eastAsia"/>
+                <w:b/>
+                <w:bCs/>
+                <w:lang w:val="ja-JP"/>
+              </w:rPr>
+              <w:t xml:space="preserve">説明文（footer）を撤去</w:t>
+            </w:r>
+            <w:r>
+              <w:rPr>
+                <w:lang w:val="ja-JP"/>
+              </w:rPr>
+              <w:t xml:space="preserve">し、</w:t>
+            </w:r>
+            <w:r>
+              <w:rPr>
+                <w:rFonts w:hint="eastAsia"/>
+                <w:b/>
+                <w:bCs/>
+                <w:lang w:val="ja-JP"/>
+              </w:rPr>
+              <w:t xml:space="preserve">プロジェクト一覧ボックス右上に「i」ボタン</w:t>
+            </w:r>
+            <w:r>
+              <w:rPr>
+                <w:rFonts w:hint="eastAsia"/>
+                <w:lang w:val="ja-JP"/>
+              </w:rPr>
+              <w:t xml:space="preserve">を新設。クリックで</w:t>
+            </w:r>
+            <w:r>
+              <w:rPr>
+                <w:lang w:val="ja-JP"/>
+              </w:rPr>
+              <w:t xml:space="preserve"> TEP </w:t>
+            </w:r>
+            <w:r>
+              <w:rPr>
+                <w:rFonts w:hint="eastAsia"/>
+                <w:lang w:val="ja-JP"/>
+              </w:rPr>
+              <w:t xml:space="preserve">の進め方・保存場所（台帳/用語集/一覧生成）を</w:t>
+            </w:r>
+            <w:r>
+              <w:rPr>
+                <w:b/>
+                <w:bCs/>
+                <w:lang w:val="ja-JP"/>
+              </w:rPr>
+              <w:t xml:space="preserve">ダイアログ</w:t>
+            </w:r>
+            <w:r>
+              <w:rPr>
+                <w:rFonts w:hint="eastAsia"/>
+                <w:lang w:val="ja-JP"/>
+              </w:rPr>
+              <w:t xml:space="preserve">表示（作業領域の確保）。beta6.10</w:t>
+            </w:r>
+            <w:r>
+              <w:rPr>
+                <w:lang w:val="ja-JP"/>
+              </w:rPr>
+              <w:t xml:space="preserve"> </w:t>
+            </w:r>
+            <w:r>
+              <w:rPr>
+                <w:rFonts w:hint="eastAsia"/>
+                <w:lang w:val="ja-JP"/>
+              </w:rPr>
+              <w:t xml:space="preserve">に含む。</w:t>
+            </w:r>
+          </w:p>
+        </w:tc>
+      </w:tr>
     </w:tbl>
     <w:bookmarkEnd w:id="54"/>
     <w:bookmarkStart w:id="55" w:name="rtm--正式版予定"/>
@@ -20712,7 +20815,7 @@
       </w:r>
     </w:p>
     <w:bookmarkEnd w:id="82"/>
-    <w:bookmarkStart w:id="100" w:name="X6f04ce173bcb6d74c33462171aa1a95b79f3a9e"/>
+    <w:bookmarkStart w:id="101" w:name="X6f04ce173bcb6d74c33462171aa1a95b79f3a9e"/>
     <w:p>
       <w:pPr>
         <w:pStyle w:val="Heading2"/>
@@ -25748,7 +25851,287 @@
       </w:r>
     </w:p>
     <w:bookmarkEnd w:id="99"/>
+    <w:bookmarkStart w:id="100" w:name="Xd43f44411a20dd05f60fcc3b89ed1a25c0f1a06"/>
+    <w:p>
+      <w:pPr>
+        <w:pStyle w:val="Heading3"/>
+      </w:pPr>
+      <w:r>
+        <w:rPr>
+          <w:lang w:val="ja-JP"/>
+        </w:rPr>
+        <w:t xml:space="preserve">10.18 </w:t>
+      </w:r>
+      <w:r>
+        <w:rPr>
+          <w:rFonts w:hint="eastAsia"/>
+          <w:lang w:val="ja-JP"/>
+        </w:rPr>
+        <w:t xml:space="preserve">「i」ボタン（使い方・保存場所の情報）</w:t>
+      </w:r>
+    </w:p>
+    <w:p>
+      <w:pPr>
+        <w:pStyle w:val="FirstParagraph"/>
+      </w:pPr>
+      <w:r>
+        <w:rPr>
+          <w:rFonts w:hint="eastAsia"/>
+          <w:lang w:val="ja-JP"/>
+        </w:rPr>
+        <w:t xml:space="preserve">作業領域を広く取るため、各ページ下部にあった</w:t>
+      </w:r>
+      <w:r>
+        <w:rPr>
+          <w:rFonts w:hint="eastAsia"/>
+          <w:b/>
+          <w:bCs/>
+          <w:lang w:val="ja-JP"/>
+        </w:rPr>
+        <w:t xml:space="preserve">説明文（footer）は撤去</w:t>
+      </w:r>
+      <w:r>
+        <w:rPr>
+          <w:rFonts w:hint="eastAsia"/>
+          <w:lang w:val="ja-JP"/>
+        </w:rPr>
+        <w:t xml:space="preserve">しました。代わりに</w:t>
+      </w:r>
+      <w:r>
+        <w:rPr>
+          <w:lang w:val="ja-JP"/>
+        </w:rPr>
+        <w:t xml:space="preserve"> </w:t>
+      </w:r>
+      <w:r>
+        <w:rPr>
+          <w:rFonts w:hint="eastAsia"/>
+          <w:b/>
+          <w:bCs/>
+          <w:lang w:val="ja-JP"/>
+        </w:rPr>
+        <w:t xml:space="preserve">プロジェクト一覧ボックスの右上に「i」ボタン</w:t>
+      </w:r>
+      <w:r>
+        <w:rPr>
+          <w:rFonts w:hint="eastAsia"/>
+          <w:lang w:val="ja-JP"/>
+        </w:rPr>
+        <w:t xml:space="preserve">を置き、クリックすると次の内容を</w:t>
+      </w:r>
+      <w:r>
+        <w:rPr>
+          <w:b/>
+          <w:bCs/>
+          <w:lang w:val="ja-JP"/>
+        </w:rPr>
+        <w:t xml:space="preserve">ダイアログ</w:t>
+      </w:r>
+      <w:r>
+        <w:rPr>
+          <w:rFonts w:hint="eastAsia"/>
+          <w:lang w:val="ja-JP"/>
+        </w:rPr>
+        <w:t xml:space="preserve">で表示します。</w:t>
+      </w:r>
+    </w:p>
+    <w:p>
+      <w:pPr>
+        <w:pStyle w:val="Compact"/>
+        <w:numPr>
+          <w:ilvl w:val="0"/>
+          <w:numId w:val="1033"/>
+        </w:numPr>
+      </w:pPr>
+      <w:r>
+        <w:rPr>
+          <w:lang w:val="ja-JP"/>
+        </w:rPr>
+        <w:t xml:space="preserve">TEP </w:t>
+      </w:r>
+      <w:r>
+        <w:rPr>
+          <w:rFonts w:hint="eastAsia"/>
+          <w:lang w:val="ja-JP"/>
+        </w:rPr>
+        <w:t xml:space="preserve">の進め方（Japanese（Pre-translation）列を編集して確定</w:t>
+      </w:r>
+      <w:r>
+        <w:rPr>
+          <w:lang w:val="ja-JP"/>
+        </w:rPr>
+        <w:t xml:space="preserve"> →「XLIFF </w:t>
+      </w:r>
+      <w:r>
+        <w:rPr>
+          <w:rFonts w:hint="eastAsia"/>
+          <w:lang w:val="ja-JP"/>
+        </w:rPr>
+        <w:t xml:space="preserve">書き出し」。確定行だけが</w:t>
+      </w:r>
+      <w:r>
+        <w:rPr>
+          <w:lang w:val="ja-JP"/>
+        </w:rPr>
+        <w:t xml:space="preserve"> </w:t>
+      </w:r>
+      <w:r>
+        <w:rPr>
+          <w:rFonts w:hint="eastAsia"/>
+          <w:lang w:val="ja-JP"/>
+        </w:rPr>
+        <w:t xml:space="preserve">Live_TM＝Master／プロジェクト</w:t>
+      </w:r>
+      <w:r>
+        <w:rPr>
+          <w:lang w:val="ja-JP"/>
+        </w:rPr>
+        <w:t xml:space="preserve"> TM </w:t>
+      </w:r>
+      <w:r>
+        <w:rPr>
+          <w:rFonts w:hint="eastAsia"/>
+          <w:lang w:val="ja-JP"/>
+        </w:rPr>
+        <w:t xml:space="preserve">への書き戻し対象。TM</w:t>
+      </w:r>
+      <w:r>
+        <w:rPr>
+          <w:lang w:val="ja-JP"/>
+        </w:rPr>
+        <w:t xml:space="preserve"> </w:t>
+      </w:r>
+      <w:r>
+        <w:rPr>
+          <w:rFonts w:hint="eastAsia"/>
+          <w:lang w:val="ja-JP"/>
+        </w:rPr>
+        <w:t xml:space="preserve">行は</w:t>
+      </w:r>
+      <w:r>
+        <w:rPr>
+          <w:lang w:val="ja-JP"/>
+        </w:rPr>
+        <w:t xml:space="preserve"> TM </w:t>
+      </w:r>
+      <w:r>
+        <w:rPr>
+          <w:rFonts w:hint="eastAsia"/>
+          <w:lang w:val="ja-JP"/>
+        </w:rPr>
+        <w:t xml:space="preserve">訳、MT</w:t>
+      </w:r>
+      <w:r>
+        <w:rPr>
+          <w:lang w:val="ja-JP"/>
+        </w:rPr>
+        <w:t xml:space="preserve"> </w:t>
+      </w:r>
+      <w:r>
+        <w:rPr>
+          <w:rFonts w:hint="eastAsia"/>
+          <w:lang w:val="ja-JP"/>
+        </w:rPr>
+        <w:t xml:space="preserve">行は</w:t>
+      </w:r>
+      <w:r>
+        <w:rPr>
+          <w:lang w:val="ja-JP"/>
+        </w:rPr>
+        <w:t xml:space="preserve"> AI </w:t>
+      </w:r>
+      <w:r>
+        <w:rPr>
+          <w:rFonts w:hint="eastAsia"/>
+          <w:lang w:val="ja-JP"/>
+        </w:rPr>
+        <w:t xml:space="preserve">下訳。編集・確定はブラウザに自動保存。確定行を編集すると確定は解除され再確定が必要）。</w:t>
+      </w:r>
+    </w:p>
+    <w:p>
+      <w:pPr>
+        <w:pStyle w:val="Compact"/>
+        <w:numPr>
+          <w:ilvl w:val="0"/>
+          <w:numId w:val="1033"/>
+        </w:numPr>
+      </w:pPr>
+      <w:r>
+        <w:rPr>
+          <w:rFonts w:hint="eastAsia"/>
+          <w:lang w:val="ja-JP"/>
+        </w:rPr>
+        <w:t xml:space="preserve">保存場所など（台帳</w:t>
+      </w:r>
+      <w:r>
+        <w:rPr>
+          <w:lang w:val="ja-JP"/>
+        </w:rPr>
+        <w:t xml:space="preserve"> </w:t>
+      </w:r>
+      <w:r>
+        <w:rPr>
+          <w:rStyle w:val="VerbatimChar"/>
+          <w:lang w:val="ja-JP"/>
+        </w:rPr>
+        <w:t xml:space="preserve">_projects.json</w:t>
+      </w:r>
+      <w:r>
+        <w:rPr>
+          <w:rFonts w:hint="eastAsia"/>
+          <w:lang w:val="ja-JP"/>
+        </w:rPr>
+        <w:t xml:space="preserve">／用語集</w:t>
+      </w:r>
+      <w:r>
+        <w:rPr>
+          <w:lang w:val="ja-JP"/>
+        </w:rPr>
+        <w:t xml:space="preserve"> </w:t>
+      </w:r>
+      <w:r>
+        <w:rPr>
+          <w:rStyle w:val="VerbatimChar"/>
+          <w:lang w:val="ja-JP"/>
+        </w:rPr>
+        <w:t xml:space="preserve">_terms.tsv</w:t>
+      </w:r>
+      <w:r>
+        <w:rPr>
+          <w:rFonts w:hint="eastAsia"/>
+          <w:lang w:val="ja-JP"/>
+        </w:rPr>
+        <w:t xml:space="preserve">〔全プロジェクト共通〕／この一覧は</w:t>
+      </w:r>
+      <w:r>
+        <w:rPr>
+          <w:lang w:val="ja-JP"/>
+        </w:rPr>
+        <w:t xml:space="preserve"> </w:t>
+      </w:r>
+      <w:r>
+        <w:rPr>
+          <w:rStyle w:val="VerbatimChar"/>
+          <w:lang w:val="ja-JP"/>
+        </w:rPr>
+        <w:t xml:space="preserve">projects.py dashboard</w:t>
+      </w:r>
+      <w:r>
+        <w:rPr>
+          <w:lang w:val="ja-JP"/>
+        </w:rPr>
+        <w:t xml:space="preserve"> </w:t>
+      </w:r>
+      <w:r>
+        <w:rPr>
+          <w:rFonts w:hint="eastAsia"/>
+          <w:lang w:val="ja-JP"/>
+        </w:rPr>
+        <w:t xml:space="preserve">で生成。開き直すと最新）。</w:t>
+      </w:r>
+    </w:p>
     <w:bookmarkEnd w:id="100"/>
+    <w:bookmarkEnd w:id="101"/>
     <w:sectPr>
       <w:footerReference r:id="rId40" w:type="default"/>
       <w:footnotePr>
@@ -26197,6 +26580,9 @@
     <w:abstractNumId w:val="991"/>
   </w:num>
   <w:num w:numId="1032">
+    <w:abstractNumId w:val="991"/>
+  </w:num>
+  <w:num w:numId="1033">
     <w:abstractNumId w:val="991"/>
   </w:num>
 </w:numbering>
